--- a/QED Course/Lesson 11 Schrodinger Equation.docx
+++ b/QED Course/Lesson 11 Schrodinger Equation.docx
@@ -8,7 +8,7 @@
         <w:jc w:val="center"/>
       </w:pPr>
       <w:r>
-        <w:t>Schrodinger Equation</w:t>
+        <w:t>Schrödinger Equation</w:t>
       </w:r>
     </w:p>
     <w:p>
@@ -58,7 +58,7 @@
     </w:p>
     <w:p>
       <w:pPr>
-        <w:pStyle w:val="Heading1"/>
+        <w:pStyle w:val="Heading2"/>
       </w:pPr>
       <w:r>
         <w:t>How to use this lesson</w:t>
@@ -66,7 +66,7 @@
     </w:p>
     <w:p>
       <w:r>
-        <w:t>Lessons 9 and 10 described the state of a quantum system and the operators that represent its observables, but neither said how a state changes in time. This lesson supplies that law: the Schrodinger equation. It is, in the language of Lesson 6, the statement that the Hamiltonian generates time translation, made concrete for a single nonrelativistic particle.</w:t>
+        <w:t>Lessons 9 and 10 described the state of a quantum system and the operators that represent its observables, but neither said how a state changes in time. This lesson supplies that law: the Schrödinger equation. It is, in the language of Lesson 6, the statement that the Hamiltonian generates time translation, made concrete for a single nonrelativistic particle.</w:t>
       </w:r>
     </w:p>
     <w:p>
@@ -76,7 +76,7 @@
     </w:p>
     <w:p>
       <w:pPr>
-        <w:pStyle w:val="Heading2"/>
+        <w:pStyle w:val="Heading3"/>
       </w:pPr>
       <w:r>
         <w:t>Learning objectives</w:t>
@@ -87,7 +87,7 @@
         <w:pStyle w:val="ListBullet"/>
       </w:pPr>
       <w:r>
-        <w:t>Derive the time-dependent Schrodinger equation from linearity, the correspondence E → iℏ∂_t, and the classical energy relation.</w:t>
+        <w:t>Derive the time-dependent Schrödinger equation from linearity, the correspondence E → iℏ∂_t, and the classical energy relation.</w:t>
       </w:r>
     </w:p>
     <w:p>
@@ -103,7 +103,7 @@
         <w:pStyle w:val="ListBullet"/>
       </w:pPr>
       <w:r>
-        <w:t>Solve the free-particle Schrodinger equation and construct a moving wave packet.</w:t>
+        <w:t>Solve the free-particle Schrödinger equation and construct a moving wave packet.</w:t>
       </w:r>
     </w:p>
     <w:p>
@@ -135,7 +135,7 @@
         <w:pStyle w:val="ListBullet"/>
       </w:pPr>
       <w:r>
-        <w:t>Distinguish the Schrodinger and Heisenberg pictures and show they give the same expectation values.</w:t>
+        <w:t>Distinguish the Schrödinger and Heisenberg pictures and show they give the same expectation values.</w:t>
       </w:r>
     </w:p>
     <w:p>
@@ -143,12 +143,12 @@
         <w:pStyle w:val="ListBullet"/>
       </w:pPr>
       <w:r>
-        <w:t>State why the nonrelativistic Schrodinger equation is incompatible with special relativity.</w:t>
+        <w:t>State why the nonrelativistic Schrödinger equation is incompatible with special relativity.</w:t>
       </w:r>
     </w:p>
     <w:p>
       <w:pPr>
-        <w:pStyle w:val="Heading2"/>
+        <w:pStyle w:val="Heading3"/>
       </w:pPr>
       <w:r>
         <w:t>Notation and conventions</w:t>
@@ -412,7 +412,7 @@
           </w:tcPr>
           <w:p>
             <w:r>
-              <w:t>ħω₀</w:t>
+              <w:t>ℏω₀</w:t>
             </w:r>
           </w:p>
         </w:tc>
@@ -512,7 +512,7 @@
     </w:tbl>
     <w:p>
       <w:pPr>
-        <w:pStyle w:val="Heading1"/>
+        <w:pStyle w:val="Heading2"/>
       </w:pPr>
       <w:r>
         <w:t>1 Deriving the equation</w:t>
@@ -520,7 +520,7 @@
     </w:p>
     <w:p>
       <w:pPr>
-        <w:pStyle w:val="Heading2"/>
+        <w:pStyle w:val="Heading3"/>
       </w:pPr>
       <w:r>
         <w:t>1.1 What the equation must satisfy</w:t>
@@ -533,7 +533,7 @@
     </w:p>
     <w:p>
       <w:pPr>
-        <w:pStyle w:val="Heading2"/>
+        <w:pStyle w:val="Heading3"/>
       </w:pPr>
       <w:r>
         <w:t>1.2 The correspondence rule</w:t>
@@ -601,7 +601,7 @@
     </w:p>
     <w:p>
       <w:r>
-        <w:t>Substituting these into the classical nonrelativistic energy relation E = p²/2m + V(x), understood now as an operator identity acting on a wave function, gives the time-dependent Schrodinger equation.</w:t>
+        <w:t>Substituting these into the classical nonrelativistic energy relation E = p²/2m + V(x), understood now as an operator identity acting on a wave function, gives the time-dependent Schrödinger equation.</w:t>
       </w:r>
     </w:p>
     <w:p>
@@ -714,21 +714,22 @@
       </w:r>
     </w:p>
     <w:p>
-      <w:pPr>
-        <w:pStyle w:val="Heading3"/>
-      </w:pPr>
       <w:r>
+        <w:rPr>
+          <w:b/>
+          <w:i/>
+        </w:rPr>
         <w:t>Worked example 1</w:t>
       </w:r>
     </w:p>
     <w:p>
       <w:r>
-        <w:t>Verify that a free-particle plane wave ψ = A e^(i(kx−ωt)) solves the free Schrodinger equation (V = 0) exactly when ℏω = ℏ²k²/2m. Substituting, iℏ(−iω)ψ = ℏωψ on the left, and −ℏ²/2m (ik)²ψ = ℏ²k²/2m ψ on the right. Equality holds exactly for ℏω = ℏ²k²/2m, which is E = p²/2m with E = ℏω and p = ℏk: the correspondence rule of Section 1.2, run in reverse, is what determined this dispersion relation in the first place.</w:t>
+        <w:t>Verify that a free-particle plane wave ψ = A e^(i(kx−ωt)) solves the free Schrödinger equation (V = 0) exactly when ℏω = ℏ²k²/2m. Substituting, iℏ(−iω)ψ = ℏωψ on the left, and −ℏ²/2m (ik)²ψ = ℏ²k²/2m ψ on the right. Equality holds exactly for ℏω = ℏ²k²/2m, which is E = p²/2m with E = ℏω and p = ℏk: the correspondence rule of Section 1.2, run in reverse, is what determined this dispersion relation in the first place.</w:t>
       </w:r>
     </w:p>
     <w:p>
       <w:pPr>
-        <w:pStyle w:val="Heading1"/>
+        <w:pStyle w:val="Heading2"/>
       </w:pPr>
       <w:r>
         <w:t>2 Stationary states</w:t>
@@ -736,7 +737,7 @@
     </w:p>
     <w:p>
       <w:pPr>
-        <w:pStyle w:val="Heading2"/>
+        <w:pStyle w:val="Heading3"/>
       </w:pPr>
       <w:r>
         <w:t>2.1 Separation of variables</w:t>
@@ -744,7 +745,7 @@
     </w:p>
     <w:p>
       <w:r>
-        <w:t>Seek a solution of the form ψ(x, t) = φ(x)T(t). Substituting into the Schrodinger equation and dividing by φ(x)T(t),</w:t>
+        <w:t>Seek a solution of the form ψ(x, t) = φ(x)T(t). Substituting into the Schrödinger equation and dividing by φ(x)T(t),</w:t>
       </w:r>
     </w:p>
     <w:p>
@@ -811,7 +812,7 @@
     </w:p>
     <w:p>
       <w:r>
-        <w:t>where E is a separation constant, since the left side depends only on t and the right only on x. The time equation gives T(t) = e^(−iEt/ℏ), and the space equation is the time-independent Schrodinger equation, the eigenvalue equation for Ĥ.</w:t>
+        <w:t>where E is a separation constant, since the left side depends only on t and the right only on x. The time equation gives T(t) = e^(−iEt/ℏ), and the space equation is the time-independent Schrödinger equation, the eigenvalue equation for Ĥ.</w:t>
       </w:r>
     </w:p>
     <w:p>
@@ -868,7 +869,7 @@
     </w:p>
     <w:p>
       <w:pPr>
-        <w:pStyle w:val="Heading2"/>
+        <w:pStyle w:val="Heading3"/>
       </w:pPr>
       <w:r>
         <w:t>2.2 Why "stationary"</w:t>
@@ -876,23 +877,15 @@
     </w:p>
     <w:p>
       <w:r>
-        <w:t>In a stationary state, |ψ(x, t)|² = |φ(x)|²|e^(−iEt/ℏ)|² = |φ(x)|², independent of time: the probability density does not change. More generally, the expectation value of any operator A without explicit time dependence is constant in a stationary state, ⟨A⟩ = ∫φ</w:t>
-      </w:r>
-      <w:r>
-        <w:rPr>
-          <w:i/>
-        </w:rPr>
-        <w:t>e^(iEt/ℏ)Aφe^(−iEt/ℏ)dx = ∫φ</w:t>
-      </w:r>
-      <w:r>
-        <w:t>Aφ dx, since the phases cancel. Only relative phases between different energy eigenstates in a superposition produce time-dependent probabilities, as Section 5 shows.</w:t>
+        <w:t>In a stationary state, |ψ(x, t)|² = |φ(x)|²|e^(−iEt/ℏ)|² = |φ(x)|², independent of time: the probability density does not change. More generally, the expectation value of any operator A without explicit time dependence is constant in a stationary state, ⟨A⟩ = ∫φ*e^(iEt/ℏ)Aφe^(−iEt/ℏ)dx = ∫φ*Aφ dx, since the phases cancel. Only relative phases between different energy eigenstates in a superposition produce time-dependent probabilities, as Section 5 shows.</w:t>
       </w:r>
     </w:p>
     <w:p>
-      <w:pPr>
-        <w:pStyle w:val="Heading3"/>
-      </w:pPr>
       <w:r>
+        <w:rPr>
+          <w:b/>
+          <w:i/>
+        </w:rPr>
         <w:t>Worked example 2</w:t>
       </w:r>
     </w:p>
@@ -903,7 +896,7 @@
     </w:p>
     <w:p>
       <w:pPr>
-        <w:pStyle w:val="Heading1"/>
+        <w:pStyle w:val="Heading2"/>
       </w:pPr>
       <w:r>
         <w:t>3 The free particle and wave packets</w:t>
@@ -911,7 +904,7 @@
     </w:p>
     <w:p>
       <w:pPr>
-        <w:pStyle w:val="Heading2"/>
+        <w:pStyle w:val="Heading3"/>
       </w:pPr>
       <w:r>
         <w:t>3.1 Plane waves are not physical states</w:t>
@@ -1069,7 +1062,7 @@
     </w:p>
     <w:p>
       <w:pPr>
-        <w:pStyle w:val="Heading2"/>
+        <w:pStyle w:val="Heading3"/>
       </w:pPr>
       <w:r>
         <w:t>3.2 Group velocity and spreading</w:t>
@@ -1081,10 +1074,11 @@
       </w:r>
     </w:p>
     <w:p>
-      <w:pPr>
-        <w:pStyle w:val="Heading3"/>
-      </w:pPr>
       <w:r>
+        <w:rPr>
+          <w:b/>
+          <w:i/>
+        </w:rPr>
         <w:t>Worked example 3</w:t>
       </w:r>
     </w:p>
@@ -1095,7 +1089,7 @@
     </w:p>
     <w:p>
       <w:pPr>
-        <w:pStyle w:val="Heading1"/>
+        <w:pStyle w:val="Heading2"/>
       </w:pPr>
       <w:r>
         <w:t>4 The quantum harmonic oscillator</w:t>
@@ -1103,7 +1097,7 @@
     </w:p>
     <w:p>
       <w:pPr>
-        <w:pStyle w:val="Heading2"/>
+        <w:pStyle w:val="Heading3"/>
       </w:pPr>
       <w:r>
         <w:t>4.1 Ladder operators</w:t>
@@ -1359,7 +1353,7 @@
     </w:p>
     <w:p>
       <w:pPr>
-        <w:pStyle w:val="Heading2"/>
+        <w:pStyle w:val="Heading3"/>
       </w:pPr>
       <w:r>
         <w:t>4.2 The number operator and the spectrum</w:t>
@@ -1470,7 +1464,7 @@
     </w:p>
     <w:p>
       <w:pPr>
-        <w:pStyle w:val="Heading2"/>
+        <w:pStyle w:val="Heading3"/>
       </w:pPr>
       <w:r>
         <w:t>4.3 Normalized ladder operators</w:t>
@@ -1482,10 +1476,11 @@
       </w:r>
     </w:p>
     <w:p>
-      <w:pPr>
-        <w:pStyle w:val="Heading3"/>
-      </w:pPr>
       <w:r>
+        <w:rPr>
+          <w:b/>
+          <w:i/>
+        </w:rPr>
         <w:t>Worked example 4</w:t>
       </w:r>
     </w:p>
@@ -1496,7 +1491,7 @@
     </w:p>
     <w:p>
       <w:pPr>
-        <w:pStyle w:val="Heading1"/>
+        <w:pStyle w:val="Heading2"/>
       </w:pPr>
       <w:r>
         <w:t>5 General time evolution and the evolution operator</w:t>
@@ -1504,7 +1499,7 @@
     </w:p>
     <w:p>
       <w:pPr>
-        <w:pStyle w:val="Heading2"/>
+        <w:pStyle w:val="Heading3"/>
       </w:pPr>
       <w:r>
         <w:t>5.1 Expansion in energy eigenstates</w:t>
@@ -1599,7 +1594,7 @@
     </w:p>
     <w:p>
       <w:r>
-        <w:t>Because the Schrodinger equation is linear and each φₙ(x)e^(−iEₙt/ℏ) is a stationary-state solution, the full time evolution follows by superposition.</w:t>
+        <w:t>Because the Schrödinger equation is linear and each φₙ(x)e^(−iEₙt/ℏ) is a stationary-state solution, the full time evolution follows by superposition.</w:t>
       </w:r>
     </w:p>
     <w:p>
@@ -1689,7 +1684,7 @@
     </w:p>
     <w:p>
       <w:pPr>
-        <w:pStyle w:val="Heading2"/>
+        <w:pStyle w:val="Heading3"/>
       </w:pPr>
       <w:r>
         <w:t>5.2 The time-evolution operator</w:t>
@@ -1701,10 +1696,11 @@
       </w:r>
     </w:p>
     <w:p>
-      <w:pPr>
-        <w:pStyle w:val="Heading3"/>
-      </w:pPr>
       <w:r>
+        <w:rPr>
+          <w:b/>
+          <w:i/>
+        </w:rPr>
         <w:t>Worked example 5</w:t>
       </w:r>
     </w:p>
@@ -1714,10 +1710,11 @@
       </w:r>
     </w:p>
     <w:p>
-      <w:pPr>
-        <w:pStyle w:val="Heading3"/>
-      </w:pPr>
       <w:r>
+        <w:rPr>
+          <w:b/>
+          <w:i/>
+        </w:rPr>
         <w:t>Worked example 6</w:t>
       </w:r>
     </w:p>
@@ -1728,7 +1725,7 @@
     </w:p>
     <w:p>
       <w:pPr>
-        <w:pStyle w:val="Heading1"/>
+        <w:pStyle w:val="Heading2"/>
       </w:pPr>
       <w:r>
         <w:t>6 The Heisenberg picture</w:t>
@@ -1736,7 +1733,7 @@
     </w:p>
     <w:p>
       <w:pPr>
-        <w:pStyle w:val="Heading2"/>
+        <w:pStyle w:val="Heading3"/>
       </w:pPr>
       <w:r>
         <w:t>6.1 Moving the time dependence to the operators</w:t>
@@ -1744,7 +1741,7 @@
     </w:p>
     <w:p>
       <w:r>
-        <w:t>The formulation used so far, in which states evolve and operators are fixed, is the Schrodinger picture. An equivalent formulation, the Heisenberg picture, keeps the state fixed at its initial value and evolves the operators instead.</w:t>
+        <w:t>The formulation used so far, in which states evolve and operators are fixed, is the Schrödinger picture. An equivalent formulation, the Heisenberg picture, keeps the state fixed at its initial value and evolves the operators instead.</w:t>
       </w:r>
     </w:p>
     <w:p>
@@ -1847,7 +1844,7 @@
     </w:p>
     <w:p>
       <w:pPr>
-        <w:pStyle w:val="Heading2"/>
+        <w:pStyle w:val="Heading3"/>
       </w:pPr>
       <w:r>
         <w:t>6.2 The Heisenberg equation of motion</w:t>
@@ -1980,10 +1977,11 @@
       </w:r>
     </w:p>
     <w:p>
-      <w:pPr>
-        <w:pStyle w:val="Heading3"/>
-      </w:pPr>
       <w:r>
+        <w:rPr>
+          <w:b/>
+          <w:i/>
+        </w:rPr>
         <w:t>Worked example 7</w:t>
       </w:r>
     </w:p>
@@ -1994,7 +1992,7 @@
     </w:p>
     <w:p>
       <w:pPr>
-        <w:pStyle w:val="Heading1"/>
+        <w:pStyle w:val="Heading2"/>
       </w:pPr>
       <w:r>
         <w:t>7 Why this equation cannot be the final theory</w:t>
@@ -2002,7 +2000,7 @@
     </w:p>
     <w:p>
       <w:pPr>
-        <w:pStyle w:val="Heading2"/>
+        <w:pStyle w:val="Heading3"/>
       </w:pPr>
       <w:r>
         <w:t>7.1 Failure of Lorentz covariance</w:t>
@@ -2010,12 +2008,12 @@
     </w:p>
     <w:p>
       <w:r>
-        <w:t>The Schrodinger equation is first order in time and second order in space, and Lesson 4's Section 7.2 already flagged that such an equation cannot be covariant: a Lorentz boost mixes time and space derivatives, and an equation treating them asymmetrically cannot keep the same form in every frame. This is not a technical defect to be patched; it reflects that E = p²/2m is itself only the low-velocity limit of the relativistic relation E² = p² + m² established in Lesson 3.</w:t>
+        <w:t>The Schrödinger equation is first order in time and second order in space, and Lesson 4's Section 7.2 already flagged that such an equation cannot be covariant: a Lorentz boost mixes time and space derivatives, and an equation treating them asymmetrically cannot keep the same form in every frame. This is not a technical defect to be patched; it reflects that E = p²/2m is itself only the low-velocity limit of the relativistic relation E² = p² + m² established in Lesson 3.</w:t>
       </w:r>
     </w:p>
     <w:p>
       <w:pPr>
-        <w:pStyle w:val="Heading2"/>
+        <w:pStyle w:val="Heading3"/>
       </w:pPr>
       <w:r>
         <w:t>7.2 What must change</w:t>
@@ -2023,25 +2021,26 @@
     </w:p>
     <w:p>
       <w:r>
-        <w:t>Any relativistic wave equation must treat space and time symmetrically, to the order needed to respect Lorentz covariance, and it must reduce to the Schrodinger equation in the nonrelativistic limit, exactly as Newtonian mechanics is recovered from special relativity at low velocity. Lesson 17 takes the direct route, promoting E² = p² + m² itself to an operator equation, and finds a candidate, the Klein Gordon equation, that succeeds at covariance but runs into a different problem, examined in Lesson 18, that this lesson's probabilistic structure does not survive unmodified. Resolving that problem is what leads, in Lesson 19, to the Dirac equation.</w:t>
+        <w:t>Any relativistic wave equation must treat space and time symmetrically, to the order needed to respect Lorentz covariance, and it must reduce to the Schrödinger equation in the nonrelativistic limit, exactly as Newtonian mechanics is recovered from special relativity at low velocity. Lesson 17 takes the direct route, promoting E² = p² + m² itself to an operator equation, and finds a candidate, the Klein–Gordon equation, that succeeds at covariance but runs into a different problem, examined in Lesson 18, that this lesson's probabilistic structure does not survive unmodified. Resolving that problem is what leads, in Lesson 19, to the Dirac equation.</w:t>
       </w:r>
     </w:p>
     <w:p>
-      <w:pPr>
-        <w:pStyle w:val="Heading3"/>
-      </w:pPr>
       <w:r>
+        <w:rPr>
+          <w:b/>
+          <w:i/>
+        </w:rPr>
         <w:t>Worked example 8</w:t>
       </w:r>
     </w:p>
     <w:p>
       <w:r>
-        <w:t>Show that the free Schrodinger equation is not invariant under the Lorentz transformation of Lesson 4 by checking dimensions of derivatives. The equation has one time derivative and two space derivatives acting on ψ. Under a boost, ∂_t and ∂ₓ mix into each other (Lesson 4, Exercise 4, applied to the coordinates rather than the gradient, or directly from t′ = γ(t−vx) and x′ = γ(x−vt)), so an equation with unequal numbers of each type of derivative cannot map into an equation of the same form in the primed frame; the Klein Gordon operator □ = ∂_t² − ∇², with equal numbers of each, is designed specifically to avoid this asymmetry.</w:t>
+        <w:t>Show that the free Schrödinger equation is not invariant under the Lorentz transformation of Lesson 4 by checking dimensions of derivatives. The equation has one time derivative and two space derivatives acting on ψ. Under a boost, ∂_t and ∂ₓ mix into each other (Lesson 4, Exercise 4, applied to the coordinates rather than the gradient, or directly from t′ = γ(t−vx) and x′ = γ(x−vt)), so an equation with unequal numbers of each type of derivative cannot map into an equation of the same form in the primed frame; the Klein–Gordon operator □ = ∂_t² − ∇², with equal numbers of each, is designed specifically to avoid this asymmetry.</w:t>
       </w:r>
     </w:p>
     <w:p>
       <w:pPr>
-        <w:pStyle w:val="Heading1"/>
+        <w:pStyle w:val="Heading2"/>
       </w:pPr>
       <w:r>
         <w:t>8 Connections to QED</w:t>
@@ -2079,7 +2078,7 @@
                 <w:b/>
                 <w:color w:val="FFFFFF"/>
               </w:rPr>
-              <w:t>Schrodinger-equation idea</w:t>
+              <w:t>Schrödinger-equation idea</w:t>
             </w:r>
           </w:p>
         </w:tc>
@@ -2359,7 +2358,7 @@
           </w:tcPr>
           <w:p>
             <w:r>
-              <w:t>Direct motivation for the Klein Gordon and Dirac equations (Lessons 17, 19)</w:t>
+              <w:t>Direct motivation for the Klein–Gordon and Dirac equations (Lessons 17, 19)</w:t>
             </w:r>
           </w:p>
         </w:tc>
@@ -2372,7 +2371,7 @@
     </w:p>
     <w:p>
       <w:pPr>
-        <w:pStyle w:val="Heading1"/>
+        <w:pStyle w:val="Heading2"/>
       </w:pPr>
       <w:r>
         <w:t>9 Summary</w:t>
@@ -2387,7 +2386,7 @@
         </w:numPr>
       </w:pPr>
       <w:r>
-        <w:t>The Schrodinger equation iℏ∂_tψ = Ĥψ follows from linearity and the operator correspondence E → iℏ∂_t, p → −iℏ∇ applied to the classical energy relation.</w:t>
+        <w:t>The Schrödinger equation iℏ∂_tψ = Ĥψ follows from linearity and the operator correspondence E → iℏ∂_t, p → −iℏ∇ applied to the classical energy relation.</w:t>
       </w:r>
     </w:p>
     <w:p>
@@ -2447,7 +2446,7 @@
         </w:numPr>
       </w:pPr>
       <w:r>
-        <w:t>The Heisenberg picture moves time dependence to the operators, with dA_H/dt = (i/ℏ)[H, A_H], equivalent to the Schrodinger picture for all expectation values.</w:t>
+        <w:t>The Heisenberg picture moves time dependence to the operators, with dA_H/dt = (i/ℏ)[H, A_H], equivalent to the Schrödinger picture for all expectation values.</w:t>
       </w:r>
     </w:p>
     <w:p>
@@ -2459,7 +2458,7 @@
         </w:numPr>
       </w:pPr>
       <w:r>
-        <w:t>The Schrodinger equation is not Lorentz covariant, because it treats time and space derivatives asymmetrically.</w:t>
+        <w:t>The Schrödinger equation is not Lorentz covariant, because it treats time and space derivatives asymmetrically.</w:t>
       </w:r>
     </w:p>
     <w:p>
@@ -2471,12 +2470,12 @@
         </w:numPr>
       </w:pPr>
       <w:r>
-        <w:t>A covariant replacement must be found, motivating the Klein Gordon and, ultimately, the Dirac equation.</w:t>
+        <w:t>A covariant replacement must be found, motivating the Klein–Gordon and, ultimately, the Dirac equation.</w:t>
       </w:r>
     </w:p>
     <w:p>
       <w:pPr>
-        <w:pStyle w:val="Heading1"/>
+        <w:pStyle w:val="Heading2"/>
       </w:pPr>
       <w:r>
         <w:t>Exercises</w:t>
@@ -2572,7 +2571,7 @@
           </w:tcPr>
           <w:p>
             <w:r>
-              <w:t>Verify that ψ = A cos(kx)e^(−iωt) does not solve the free Schrodinger equation for any single ω, but that A cos(kx) e^(−iωt) can be written as a sum of two plane waves each of which does.</w:t>
+              <w:t>Verify that ψ = A cos(kx)e^(−iωt) does not solve the free Schrödinger equation for any single ω, but that A cos(kx) e^(−iωt) can be written as a sum of two plane waves each of which does.</w:t>
             </w:r>
           </w:p>
         </w:tc>
@@ -2610,7 +2609,7 @@
           </w:tcPr>
           <w:p>
             <w:r>
-              <w:t>Solve the time-independent Schrodinger equation for a free particle confined to a ring of circumference L with periodic boundary conditions φ(x+L) = φ(x), and find the allowed energies.</w:t>
+              <w:t>Solve the time-independent Schrödinger equation for a free particle confined to a ring of circumference L with periodic boundary conditions φ(x+L) = φ(x), and find the allowed energies.</w:t>
             </w:r>
           </w:p>
         </w:tc>
@@ -2942,7 +2941,7 @@
           </w:tcPr>
           <w:p>
             <w:r>
-              <w:t>Verify by direct substitution that ψ(x,t) = φₙ(x)e^(−iEₙt/ℏ) satisfies the full time-dependent Schrodinger equation, given that φₙ satisfies the time-independent one.</w:t>
+              <w:t>Verify by direct substitution that ψ(x,t) = φₙ(x)e^(−iEₙt/ℏ) satisfies the full time-dependent Schrödinger equation, given that φₙ satisfies the time-independent one.</w:t>
             </w:r>
           </w:p>
         </w:tc>
@@ -3136,7 +3135,7 @@
     </w:tbl>
     <w:p>
       <w:pPr>
-        <w:pStyle w:val="Heading1"/>
+        <w:pStyle w:val="Heading2"/>
       </w:pPr>
       <w:r>
         <w:t>Solutions</w:t>
@@ -3181,7 +3180,7 @@
         <w:t xml:space="preserve"> </w:t>
       </w:r>
       <w:r>
-        <w:t>ψ(x,t) = φ₁(x)e^(−iE₁t/ℏ), so \|ψ\|² = \|φ₁(x)\|²\|e^(−iE₁t/ℏ)\|² = φ₁(x)², independent of t, as expected for a stationary state.</w:t>
+        <w:t>ψ(x,t) = φ₁(x)e^(−iE₁t/ℏ), so |ψ|² = |φ₁(x)|²|e^(−iE₁t/ℏ)|² = φ₁(x)², independent of t, as expected for a stationary state.</w:t>
       </w:r>
     </w:p>
     <w:p>
@@ -3223,7 +3222,7 @@
         <w:t xml:space="preserve"> </w:t>
       </w:r>
       <w:r>
-        <w:t>‖a†\|0⟩‖² = ⟨0\|aa†\|0⟩ = ⟨0\|(a†a+1)\|0⟩ = ⟨0\|1\|0⟩ = 1 (using a\|0⟩=0), so a†\|0⟩ is normalized.</w:t>
+        <w:t>‖a†|0⟩‖² = ⟨0|aa†|0⟩ = ⟨0|(a†a+1)|0⟩ = ⟨0|1|0⟩ = 1 (using a|0⟩=0), so a†|0⟩ is normalized.</w:t>
       </w:r>
     </w:p>
     <w:p>
@@ -3237,7 +3236,7 @@
         <w:t xml:space="preserve"> </w:t>
       </w:r>
       <w:r>
-        <w:t>p̂² = −(mℏω₀/2)(a†−a)² = −(mℏω₀/2)(a†²−a†a−aa†+a²). The diagonal expectation in \|n⟩ picks out −a†a−aa† = −(2n+1), so ⟨p̂²⟩ₙ = (mℏω₀/2)(2n+1). Then ⟨H⟩ₙ = ⟨p̂²⟩/2m + (1/2)mω₀²⟨x̂²⟩ = (ℏω₀/4)(2n+1)+(ℏω₀/4)(2n+1) = ℏω₀(n+1/2), using ⟨x̂²⟩ from Worked example 4.</w:t>
+        <w:t>p̂² = −(mℏω₀/2)(a†−a)² = −(mℏω₀/2)(a†²−a†a−aa†+a²). The diagonal expectation in |n⟩ picks out −a†a−aa† = −(2n+1), so ⟨p̂²⟩ₙ = (mℏω₀/2)(2n+1). Then ⟨H⟩ₙ = ⟨p̂²⟩/2m + (1/2)mω₀²⟨x̂²⟩ = (ℏω₀/4)(2n+1)+(ℏω₀/4)(2n+1) = ℏω₀(n+1/2), using ⟨x̂²⟩ from Worked example 4.</w:t>
       </w:r>
     </w:p>
     <w:p>
@@ -3251,7 +3250,7 @@
         <w:t xml:space="preserve"> </w:t>
       </w:r>
       <w:r>
-        <w:t>For n=0, ‖\|0⟩‖=1 by assumption. For n=1, ‖a†\|0⟩‖=1 from Exercise 6, matching \|1⟩=a†\|0⟩/√1!. For n=2, ‖a†²\|0⟩‖² = ⟨0\|a²a†²\|0⟩; using a a†² = a†(aa†)+[a,a†]a† = a†(a†a+1)+a† = a†²a+2a†, so a²a†²\|0⟩ = a(a†²a+2a†)\|0⟩ = a·2a†\|0⟩ = 2(aa†)\|0⟩ = 2\|0⟩, giving norm² = 2, matching the 1/√2! = 1/√2 normalization of \|2⟩ = a†²\|0⟩/√2.</w:t>
+        <w:t>For n=0, ‖|0⟩‖=1 by assumption. For n=1, ‖a†|0⟩‖=1 from Exercise 6, matching |1⟩=a†|0⟩/√1!. For n=2, ‖a†²|0⟩‖² = ⟨0|a²a†²|0⟩; using a a†² = a†(aa†)+[a,a†]a† = a†(a†a+1)+a† = a†²a+2a†, so a²a†²|0⟩ = a(a†²a+2a†)|0⟩ = a·2a†|0⟩ = 2(aa†)|0⟩ = 2|0⟩, giving norm² = 2, matching the 1/√2! = 1/√2 normalization of |2⟩ = a†²|0⟩/√2.</w:t>
       </w:r>
     </w:p>
     <w:p>
@@ -3265,7 +3264,7 @@
         <w:t xml:space="preserve"> </w:t>
       </w:r>
       <w:r>
-        <w:t>⟨A⟩(t) = cos[(E₁−E₂)t/ℏ] returns to 1 when (E₁−E₂)T/ℏ = 2π, so T = 2πℏ/\|E₁−E₂\|.</w:t>
+        <w:t>⟨A⟩(t) = cos[(E₁−E₂)t/ℏ] returns to 1 when (E₁−E₂)T/ℏ = 2π, so T = 2πℏ/|E₁−E₂|.</w:t>
       </w:r>
     </w:p>
     <w:p>
@@ -3307,7 +3306,7 @@
         <w:t xml:space="preserve"> </w:t>
       </w:r>
       <w:r>
-        <w:t>[x̂(0)+p̂(0)t/m, p̂(0)] = [x̂(0),p̂(0)] + (t/m)[p̂(0),p̂(0)] = iℏ + 0 = iℏ, independent of t, as required by the general theorem that Heisenberg-picture commutators equal their Schrodinger-picture values at equal times.</w:t>
+        <w:t>[x̂(0)+p̂(0)t/m, p̂(0)] = [x̂(0),p̂(0)] + (t/m)[p̂(0),p̂(0)] = iℏ + 0 = iℏ, independent of t, as required by the general theorem that Heisenberg-picture commutators equal their Schrödinger-picture values at equal times.</w:t>
       </w:r>
     </w:p>
     <w:p>
@@ -3349,7 +3348,7 @@
         <w:t xml:space="preserve"> </w:t>
       </w:r>
       <w:r>
-        <w:t>x̂_H(t) = √(ℏ/2mω₀)(â_H(t)+â_H†(t)) = √(ℏ/2mω₀)(âe^(−iω₀t)+â†e^(iω₀t)). Then ⟨0\|x̂_H(t)\|0⟩ = √(ℏ/2mω₀)(⟨0\|â\|0⟩e^(−iω₀t)+⟨0\|â†\|0⟩e^(iω₀t)) = 0, since â\|0⟩=0 and ⟨0\|â† = (â\|0⟩)† = 0. The ground state has no preferred phase or amplitude of oscillation, consistent with it being the lowest, most symmetric state of the system.</w:t>
+        <w:t>x̂_H(t) = √(ℏ/2mω₀)(â_H(t)+â_H†(t)) = √(ℏ/2mω₀)(âe^(−iω₀t)+â†e^(iω₀t)). Then ⟨0|x̂_H(t)|0⟩ = √(ℏ/2mω₀)(⟨0|â|0⟩e^(−iω₀t)+⟨0|â†|0⟩e^(iω₀t)) = 0, since â|0⟩=0 and ⟨0|â† = (â|0⟩)† = 0. The ground state has no preferred phase or amplitude of oscillation, consistent with it being the lowest, most symmetric state of the system.</w:t>
       </w:r>
     </w:p>
     <w:p>
@@ -3363,12 +3362,12 @@
         <w:t xml:space="preserve"> </w:t>
       </w:r>
       <w:r>
-        <w:t>Each Fourier component near k₀ evolves with phase −ω(k)t ≈ −ω(k₀)t − ω′(k₀)(k−k₀)t − (1/2)ω″(k₀)(k−k₀)²t. The quadratic term introduces a k-dependent phase curvature that, after reassembling the packet by Fourier transform, translates into a broadening of the position-space envelope by an amount proportional to \|ω″(k₀)\|Δk·t = (ℏ/m)Δk·t, giving σ(t)² ≈ σ(0)² + (ℏΔk t/m)². Since Δk ~ 1/σ(0) by the Fourier-uncertainty relation of Lesson 2 (matching Δp ~ ℏ/σ(0), consistent with Lesson 10's uncertainty relation), the spreading rate is set by the same ℏ that bounds ΔxΔp: a more sharply localized packet, with smaller σ(0), has larger Δk and therefore spreads faster, an intrinsically quantum trade-off with no classical counterpart.</w:t>
+        <w:t>Each Fourier component near k₀ evolves with phase −ω(k)t ≈ −ω(k₀)t − ω′(k₀)(k−k₀)t − (1/2)ω″(k₀)(k−k₀)²t. The quadratic term introduces a k-dependent phase curvature that, after reassembling the packet by Fourier transform, translates into a broadening of the position-space envelope by an amount proportional to |ω″(k₀)|Δk·t = (ℏ/m)Δk·t, giving σ(t)² ≈ σ(0)² + (ℏΔk t/m)². Since Δk ~ 1/σ(0) by the Fourier-uncertainty relation of Lesson 2 (matching Δp ~ ℏ/σ(0), consistent with Lesson 10's uncertainty relation), the spreading rate is set by the same ℏ that bounds ΔxΔp: a more sharply localized packet, with smaller σ(0), has larger Δk and therefore spreads faster, an intrinsically quantum trade-off with no classical counterpart.</w:t>
       </w:r>
     </w:p>
     <w:p>
       <w:pPr>
-        <w:pStyle w:val="Heading1"/>
+        <w:pStyle w:val="Heading2"/>
       </w:pPr>
       <w:r>
         <w:t>Mastery checklist</w:t>
@@ -3379,7 +3378,7 @@
         <w:pStyle w:val="ListBullet"/>
       </w:pPr>
       <w:r>
-        <w:t>I can derive the Schrodinger equation from the correspondence rule and the classical energy relation.</w:t>
+        <w:t>I can derive the Schrödinger equation from the correspondence rule and the classical energy relation.</w:t>
       </w:r>
     </w:p>
     <w:p>
@@ -3427,7 +3426,7 @@
         <w:pStyle w:val="ListBullet"/>
       </w:pPr>
       <w:r>
-        <w:t>I can convert between the Schrodinger and Heisenberg pictures for a simple observable.</w:t>
+        <w:t>I can convert between the Schrödinger and Heisenberg pictures for a simple observable.</w:t>
       </w:r>
     </w:p>
     <w:p>
@@ -3435,12 +3434,12 @@
         <w:pStyle w:val="ListBullet"/>
       </w:pPr>
       <w:r>
-        <w:t>I can explain in one or two sentences why the Schrodinger equation fails to be Lorentz covariant.</w:t>
+        <w:t>I can explain in one or two sentences why the Schrödinger equation fails to be Lorentz covariant.</w:t>
       </w:r>
     </w:p>
     <w:p>
       <w:pPr>
-        <w:pStyle w:val="Heading1"/>
+        <w:pStyle w:val="Heading2"/>
       </w:pPr>
       <w:r>
         <w:t>Next lesson</w:t>
